--- a/src/lib/report/bang-ke-don-may.docx
+++ b/src/lib/report/bang-ke-don-may.docx
@@ -10,7 +10,7 @@
       <w:r>
         <w:drawing>
           <wp:inline distT="0" distB="0" distL="0" distR="0">
-            <wp:extent cx="6096000" cy="276225"/>
+            <wp:extent cx="9525000" cy="428625"/>
             <wp:effectExtent t="0" r="0" b="0" l="0"/>
             <wp:docPr id="1" name="" descr="" title=""/>
             <wp:cNvGraphicFramePr>
@@ -35,7 +35,7 @@
                   <pic:spPr bwMode="auto">
                     <a:xfrm>
                       <a:off x="0" y="0"/>
-                      <a:ext cx="6096000" cy="276225"/>
+                      <a:ext cx="9525000" cy="428625"/>
                     </a:xfrm>
                     <a:prstGeom prst="rect">
                       <a:avLst/>
@@ -195,7 +195,7 @@
     </w:p>
     <w:tbl>
       <w:tblPr>
-        <w:tblW w:type="dxa" w:w="10960"/>
+        <w:tblW w:type="dxa" w:w="15900"/>
         <w:tblBorders>
           <w:top w:val="none"/>
           <w:left w:val="none"/>
@@ -207,8 +207,8 @@
         <w:tblLayout w:type="fixed"/>
       </w:tblPr>
       <w:tblGrid>
-        <w:gridCol w:w="5900"/>
-        <w:gridCol w:w="5060"/>
+        <w:gridCol w:w="8600"/>
+        <w:gridCol w:w="7300"/>
       </w:tblGrid>
       <w:tr>
         <w:tc>
@@ -327,7 +327,7 @@
     </w:tbl>
     <w:tbl>
       <w:tblPr>
-        <w:tblW w:type="dxa" w:w="10960"/>
+        <w:tblW w:type="dxa" w:w="15900"/>
         <w:tblBorders>
           <w:top w:val="none"/>
           <w:left w:val="none"/>
@@ -339,8 +339,8 @@
         <w:tblLayout w:type="fixed"/>
       </w:tblPr>
       <w:tblGrid>
-        <w:gridCol w:w="5900"/>
-        <w:gridCol w:w="5060"/>
+        <w:gridCol w:w="8600"/>
+        <w:gridCol w:w="7300"/>
       </w:tblGrid>
       <w:tr>
         <w:tc>
@@ -461,7 +461,7 @@
     </w:tbl>
     <w:tbl>
       <w:tblPr>
-        <w:tblW w:type="dxa" w:w="10960"/>
+        <w:tblW w:type="dxa" w:w="15900"/>
         <w:tblBorders>
           <w:top w:val="none"/>
           <w:left w:val="none"/>
@@ -473,8 +473,8 @@
         <w:tblLayout w:type="fixed"/>
       </w:tblPr>
       <w:tblGrid>
-        <w:gridCol w:w="5900"/>
-        <w:gridCol w:w="5060"/>
+        <w:gridCol w:w="8600"/>
+        <w:gridCol w:w="7300"/>
       </w:tblGrid>
       <w:tr>
         <w:tc>
@@ -660,7 +660,7 @@
     </w:p>
     <w:tbl>
       <w:tblPr>
-        <w:tblW w:type="dxa" w:w="10960"/>
+        <w:tblW w:type="dxa" w:w="15900"/>
         <w:tblBorders>
           <w:top w:val="single" w:color="000000" w:sz="4"/>
           <w:left w:val="single" w:color="000000" w:sz="4"/>
@@ -672,19 +672,19 @@
         <w:tblLayout w:type="fixed"/>
       </w:tblPr>
       <w:tblGrid>
-        <w:gridCol w:w="900"/>
-        <w:gridCol w:w="820"/>
-        <w:gridCol w:w="720"/>
-        <w:gridCol w:w="820"/>
-        <w:gridCol w:w="720"/>
-        <w:gridCol w:w="760"/>
-        <w:gridCol w:w="900"/>
-        <w:gridCol w:w="700"/>
-        <w:gridCol w:w="720"/>
-        <w:gridCol w:w="900"/>
-        <w:gridCol w:w="980"/>
-        <w:gridCol w:w="1010"/>
-        <w:gridCol w:w="1010"/>
+        <w:gridCol w:w="1300"/>
+        <w:gridCol w:w="1250"/>
+        <w:gridCol w:w="1100"/>
+        <w:gridCol w:w="1250"/>
+        <w:gridCol w:w="1100"/>
+        <w:gridCol w:w="1150"/>
+        <w:gridCol w:w="1250"/>
+        <w:gridCol w:w="1000"/>
+        <w:gridCol w:w="1100"/>
+        <w:gridCol w:w="1250"/>
+        <w:gridCol w:w="1350"/>
+        <w:gridCol w:w="1400"/>
+        <w:gridCol w:w="1400"/>
       </w:tblGrid>
       <w:tr>
         <w:tc>
@@ -1947,8 +1947,8 @@
                 <w:rFonts w:ascii="Times New Roman" w:cs="Times New Roman" w:eastAsia="Times New Roman" w:hAnsi="Times New Roman"/>
                 <w:b/>
                 <w:bCs/>
-                <w:sz w:val="20"/>
-                <w:szCs w:val="20"/>
+                <w:sz w:val="24"/>
+                <w:szCs w:val="24"/>
               </w:rPr>
               <w:t xml:space="preserve">Đen A4</w:t>
             </w:r>
@@ -1973,8 +1973,8 @@
             <w:r>
               <w:rPr>
                 <w:rFonts w:ascii="Times New Roman" w:cs="Times New Roman" w:eastAsia="Times New Roman" w:hAnsi="Times New Roman"/>
-                <w:sz w:val="20"/>
-                <w:szCs w:val="20"/>
+                <w:sz w:val="24"/>
+                <w:szCs w:val="24"/>
               </w:rPr>
               <w:t xml:space="preserve">{{NGAY_DAU}}</w:t>
             </w:r>
@@ -1998,8 +1998,8 @@
             <w:r>
               <w:rPr>
                 <w:rFonts w:ascii="Times New Roman" w:cs="Times New Roman" w:eastAsia="Times New Roman" w:hAnsi="Times New Roman"/>
-                <w:sz w:val="20"/>
-                <w:szCs w:val="20"/>
+                <w:sz w:val="24"/>
+                <w:szCs w:val="24"/>
               </w:rPr>
               <w:t xml:space="preserve">{{DEN_SO_DAU}}</w:t>
             </w:r>
@@ -2024,8 +2024,8 @@
             <w:r>
               <w:rPr>
                 <w:rFonts w:ascii="Times New Roman" w:cs="Times New Roman" w:eastAsia="Times New Roman" w:hAnsi="Times New Roman"/>
-                <w:sz w:val="20"/>
-                <w:szCs w:val="20"/>
+                <w:sz w:val="24"/>
+                <w:szCs w:val="24"/>
               </w:rPr>
               <w:t xml:space="preserve">{{NGAY_CUOI}}</w:t>
             </w:r>
@@ -2049,8 +2049,8 @@
             <w:r>
               <w:rPr>
                 <w:rFonts w:ascii="Times New Roman" w:cs="Times New Roman" w:eastAsia="Times New Roman" w:hAnsi="Times New Roman"/>
-                <w:sz w:val="20"/>
-                <w:szCs w:val="20"/>
+                <w:sz w:val="24"/>
+                <w:szCs w:val="24"/>
               </w:rPr>
               <w:t xml:space="preserve">{{DEN_SO_CUOI}}</w:t>
             </w:r>
@@ -2074,8 +2074,8 @@
             <w:r>
               <w:rPr>
                 <w:rFonts w:ascii="Times New Roman" w:cs="Times New Roman" w:eastAsia="Times New Roman" w:hAnsi="Times New Roman"/>
-                <w:sz w:val="20"/>
-                <w:szCs w:val="20"/>
+                <w:sz w:val="24"/>
+                <w:szCs w:val="24"/>
               </w:rPr>
               <w:t xml:space="preserve">{{DEN_SD}}</w:t>
             </w:r>
@@ -2099,8 +2099,8 @@
             <w:r>
               <w:rPr>
                 <w:rFonts w:ascii="Times New Roman" w:cs="Times New Roman" w:eastAsia="Times New Roman" w:hAnsi="Times New Roman"/>
-                <w:sz w:val="20"/>
-                <w:szCs w:val="20"/>
+                <w:sz w:val="24"/>
+                <w:szCs w:val="24"/>
               </w:rPr>
               <w:t xml:space="preserve">{{DEN_MF}}</w:t>
             </w:r>
@@ -2124,8 +2124,8 @@
             <w:r>
               <w:rPr>
                 <w:rFonts w:ascii="Times New Roman" w:cs="Times New Roman" w:eastAsia="Times New Roman" w:hAnsi="Times New Roman"/>
-                <w:sz w:val="20"/>
-                <w:szCs w:val="20"/>
+                <w:sz w:val="24"/>
+                <w:szCs w:val="24"/>
               </w:rPr>
               <w:t xml:space="preserve">{{DEN_TP}}</w:t>
             </w:r>
@@ -2149,8 +2149,8 @@
             <w:r>
               <w:rPr>
                 <w:rFonts w:ascii="Times New Roman" w:cs="Times New Roman" w:eastAsia="Times New Roman" w:hAnsi="Times New Roman"/>
-                <w:sz w:val="20"/>
-                <w:szCs w:val="20"/>
+                <w:sz w:val="24"/>
+                <w:szCs w:val="24"/>
               </w:rPr>
               <w:t xml:space="preserve">{{DEN_DG}}</w:t>
             </w:r>
@@ -2174,8 +2174,8 @@
             <w:r>
               <w:rPr>
                 <w:rFonts w:ascii="Times New Roman" w:cs="Times New Roman" w:eastAsia="Times New Roman" w:hAnsi="Times New Roman"/>
-                <w:sz w:val="20"/>
-                <w:szCs w:val="20"/>
+                <w:sz w:val="24"/>
+                <w:szCs w:val="24"/>
               </w:rPr>
               <w:t xml:space="preserve">{{DEN_TT}}</w:t>
             </w:r>
@@ -2200,8 +2200,8 @@
             <w:r>
               <w:rPr>
                 <w:rFonts w:ascii="Times New Roman" w:cs="Times New Roman" w:eastAsia="Times New Roman" w:hAnsi="Times New Roman"/>
-                <w:sz w:val="20"/>
-                <w:szCs w:val="20"/>
+                <w:sz w:val="24"/>
+                <w:szCs w:val="24"/>
               </w:rPr>
               <w:t xml:space="preserve">{{PHI_TOI_THIEU_THANG}}</w:t>
             </w:r>
@@ -2226,8 +2226,8 @@
             <w:r>
               <w:rPr>
                 <w:rFonts w:ascii="Times New Roman" w:cs="Times New Roman" w:eastAsia="Times New Roman" w:hAnsi="Times New Roman"/>
-                <w:sz w:val="20"/>
-                <w:szCs w:val="20"/>
+                <w:sz w:val="24"/>
+                <w:szCs w:val="24"/>
               </w:rPr>
               <w:t xml:space="preserve">{{TONG_TRUOC_VAT}}</w:t>
             </w:r>
@@ -2252,8 +2252,8 @@
             <w:r>
               <w:rPr>
                 <w:rFonts w:ascii="Times New Roman" w:cs="Times New Roman" w:eastAsia="Times New Roman" w:hAnsi="Times New Roman"/>
-                <w:sz w:val="20"/>
-                <w:szCs w:val="20"/>
+                <w:sz w:val="24"/>
+                <w:szCs w:val="24"/>
               </w:rPr>
               <w:t xml:space="preserve">{{TONG_SAU_VAT}}</w:t>
             </w:r>
@@ -2281,8 +2281,8 @@
                 <w:rFonts w:ascii="Times New Roman" w:cs="Times New Roman" w:eastAsia="Times New Roman" w:hAnsi="Times New Roman"/>
                 <w:b/>
                 <w:bCs/>
-                <w:sz w:val="20"/>
-                <w:szCs w:val="20"/>
+                <w:sz w:val="24"/>
+                <w:szCs w:val="24"/>
               </w:rPr>
               <w:t xml:space="preserve">Màu A4</w:t>
             </w:r>
@@ -2331,8 +2331,8 @@
             <w:r>
               <w:rPr>
                 <w:rFonts w:ascii="Times New Roman" w:cs="Times New Roman" w:eastAsia="Times New Roman" w:hAnsi="Times New Roman"/>
-                <w:sz w:val="20"/>
-                <w:szCs w:val="20"/>
+                <w:sz w:val="24"/>
+                <w:szCs w:val="24"/>
               </w:rPr>
               <w:t xml:space="preserve">{{MAU_SO_DAU}}</w:t>
             </w:r>
@@ -2381,8 +2381,8 @@
             <w:r>
               <w:rPr>
                 <w:rFonts w:ascii="Times New Roman" w:cs="Times New Roman" w:eastAsia="Times New Roman" w:hAnsi="Times New Roman"/>
-                <w:sz w:val="20"/>
-                <w:szCs w:val="20"/>
+                <w:sz w:val="24"/>
+                <w:szCs w:val="24"/>
               </w:rPr>
               <w:t xml:space="preserve">{{MAU_SO_CUOI}}</w:t>
             </w:r>
@@ -2406,8 +2406,8 @@
             <w:r>
               <w:rPr>
                 <w:rFonts w:ascii="Times New Roman" w:cs="Times New Roman" w:eastAsia="Times New Roman" w:hAnsi="Times New Roman"/>
-                <w:sz w:val="20"/>
-                <w:szCs w:val="20"/>
+                <w:sz w:val="24"/>
+                <w:szCs w:val="24"/>
               </w:rPr>
               <w:t xml:space="preserve">{{MAU_SD}}</w:t>
             </w:r>
@@ -2431,8 +2431,8 @@
             <w:r>
               <w:rPr>
                 <w:rFonts w:ascii="Times New Roman" w:cs="Times New Roman" w:eastAsia="Times New Roman" w:hAnsi="Times New Roman"/>
-                <w:sz w:val="20"/>
-                <w:szCs w:val="20"/>
+                <w:sz w:val="24"/>
+                <w:szCs w:val="24"/>
               </w:rPr>
               <w:t xml:space="preserve">{{MAU_MF}}</w:t>
             </w:r>
@@ -2456,8 +2456,8 @@
             <w:r>
               <w:rPr>
                 <w:rFonts w:ascii="Times New Roman" w:cs="Times New Roman" w:eastAsia="Times New Roman" w:hAnsi="Times New Roman"/>
-                <w:sz w:val="20"/>
-                <w:szCs w:val="20"/>
+                <w:sz w:val="24"/>
+                <w:szCs w:val="24"/>
               </w:rPr>
               <w:t xml:space="preserve">{{MAU_TP}}</w:t>
             </w:r>
@@ -2481,8 +2481,8 @@
             <w:r>
               <w:rPr>
                 <w:rFonts w:ascii="Times New Roman" w:cs="Times New Roman" w:eastAsia="Times New Roman" w:hAnsi="Times New Roman"/>
-                <w:sz w:val="20"/>
-                <w:szCs w:val="20"/>
+                <w:sz w:val="24"/>
+                <w:szCs w:val="24"/>
               </w:rPr>
               <w:t xml:space="preserve">{{MAU_DG}}</w:t>
             </w:r>
@@ -2506,8 +2506,8 @@
             <w:r>
               <w:rPr>
                 <w:rFonts w:ascii="Times New Roman" w:cs="Times New Roman" w:eastAsia="Times New Roman" w:hAnsi="Times New Roman"/>
-                <w:sz w:val="20"/>
-                <w:szCs w:val="20"/>
+                <w:sz w:val="24"/>
+                <w:szCs w:val="24"/>
               </w:rPr>
               <w:t xml:space="preserve">{{MAU_TT}}</w:t>
             </w:r>
@@ -2667,7 +2667,7 @@
     </w:p>
     <w:tbl>
       <w:tblPr>
-        <w:tblW w:type="dxa" w:w="10960"/>
+        <w:tblW w:type="dxa" w:w="15900"/>
         <w:tblBorders>
           <w:top w:val="none"/>
           <w:left w:val="none"/>
@@ -2679,8 +2679,8 @@
         <w:tblLayout w:type="fixed"/>
       </w:tblPr>
       <w:tblGrid>
-        <w:gridCol w:w="5480"/>
-        <w:gridCol w:w="5480"/>
+        <w:gridCol w:w="7950"/>
+        <w:gridCol w:w="7950"/>
       </w:tblGrid>
       <w:tr>
         <w:tc>
@@ -2751,8 +2751,8 @@
       </w:r>
     </w:p>
     <w:sectPr>
-      <w:pgSz w:w="11906" w:h="16838" w:orient="portrait"/>
-      <w:pgMar w:top="400" w:right="360" w:bottom="400" w:left="360" w:header="708" w:footer="708" w:gutter="0"/>
+      <w:pgSz w:w="16838" w:h="11906" w:orient="landscape"/>
+      <w:pgMar w:top="400" w:right="400" w:bottom="400" w:left="400" w:header="708" w:footer="708" w:gutter="0"/>
       <w:pgNumType/>
       <w:docGrid w:linePitch="360"/>
     </w:sectPr>

--- a/src/lib/report/bang-ke-don-may.docx
+++ b/src/lib/report/bang-ke-don-may.docx
@@ -2252,6 +2252,8 @@
             <w:r>
               <w:rPr>
                 <w:rFonts w:ascii="Times New Roman" w:cs="Times New Roman" w:eastAsia="Times New Roman" w:hAnsi="Times New Roman"/>
+                <w:b/>
+                <w:bCs/>
                 <w:sz w:val="24"/>
                 <w:szCs w:val="24"/>
               </w:rPr>
@@ -2651,14 +2653,8 @@
       <w:r>
         <w:rPr>
           <w:rFonts w:ascii="Times New Roman" w:cs="Times New Roman" w:eastAsia="Times New Roman" w:hAnsi="Times New Roman"/>
-          <w:sz w:val="24"/>
-          <w:szCs w:val="24"/>
-        </w:rPr>
-        <w:t xml:space="preserve">{{TEN_CONG_TY}}, </w:t>
-      </w:r>
-      <w:r>
-        <w:rPr>
-          <w:rFonts w:ascii="Times New Roman" w:cs="Times New Roman" w:eastAsia="Times New Roman" w:hAnsi="Times New Roman"/>
+          <w:i/>
+          <w:iCs/>
           <w:sz w:val="24"/>
           <w:szCs w:val="24"/>
         </w:rPr>

--- a/src/lib/report/bang-ke-don-may.docx
+++ b/src/lib/report/bang-ke-don-may.docx
@@ -66,7 +66,7 @@
     </w:p>
     <w:p>
       <w:pPr>
-        <w:spacing w:after="20" w:before="20"/>
+        <w:spacing w:after="20" w:before="20" w:line="360" w:lineRule="auto"/>
       </w:pPr>
       <w:r>
         <w:rPr>
@@ -109,7 +109,7 @@
     </w:p>
     <w:p>
       <w:pPr>
-        <w:spacing w:after="20" w:before="20"/>
+        <w:spacing w:after="20" w:before="20" w:line="360" w:lineRule="auto"/>
       </w:pPr>
       <w:r>
         <w:rPr>
@@ -152,7 +152,7 @@
     </w:p>
     <w:p>
       <w:pPr>
-        <w:spacing w:after="20" w:before="20"/>
+        <w:spacing w:after="20" w:before="20" w:line="360" w:lineRule="auto"/>
       </w:pPr>
       <w:r>
         <w:rPr>
@@ -228,7 +228,7 @@
           </w:tcPr>
           <w:p>
             <w:pPr>
-              <w:spacing w:after="0" w:before="0"/>
+              <w:spacing w:after="20" w:before="20" w:line="360" w:lineRule="auto"/>
             </w:pPr>
             <w:r>
               <w:rPr>
@@ -283,7 +283,7 @@
           </w:tcPr>
           <w:p>
             <w:pPr>
-              <w:spacing w:after="0" w:before="0"/>
+              <w:spacing w:after="20" w:before="20" w:line="360" w:lineRule="auto"/>
             </w:pPr>
             <w:r>
               <w:rPr>
@@ -360,7 +360,7 @@
           </w:tcPr>
           <w:p>
             <w:pPr>
-              <w:spacing w:after="0" w:before="0"/>
+              <w:spacing w:after="20" w:before="20" w:line="360" w:lineRule="auto"/>
             </w:pPr>
             <w:r>
               <w:rPr>
@@ -417,7 +417,7 @@
           </w:tcPr>
           <w:p>
             <w:pPr>
-              <w:spacing w:after="0" w:before="0"/>
+              <w:spacing w:after="20" w:before="20" w:line="360" w:lineRule="auto"/>
             </w:pPr>
             <w:r>
               <w:rPr>
@@ -494,7 +494,7 @@
           </w:tcPr>
           <w:p>
             <w:pPr>
-              <w:spacing w:after="0" w:before="0"/>
+              <w:spacing w:after="20" w:before="20" w:line="360" w:lineRule="auto"/>
             </w:pPr>
             <w:r>
               <w:rPr>
@@ -549,7 +549,7 @@
           </w:tcPr>
           <w:p>
             <w:pPr>
-              <w:spacing w:after="0" w:before="0"/>
+              <w:spacing w:after="20" w:before="20" w:line="360" w:lineRule="auto"/>
             </w:pPr>
             <w:r>
               <w:rPr>
@@ -593,7 +593,7 @@
     </w:tbl>
     <w:p>
       <w:pPr>
-        <w:spacing w:after="80" w:before="20"/>
+        <w:spacing w:after="80" w:before="20" w:line="360" w:lineRule="auto"/>
       </w:pPr>
       <w:r>
         <w:rPr>
@@ -2608,6 +2608,7 @@
     <w:p>
       <w:pPr>
         <w:spacing w:before="60"/>
+        <w:jc w:val="right"/>
       </w:pPr>
       <w:r>
         <w:rPr>

--- a/src/lib/report/bang-ke-don-may.docx
+++ b/src/lib/report/bang-ke-don-may.docx
@@ -50,7 +50,20 @@
     </w:p>
     <w:p>
       <w:pPr>
-        <w:spacing w:after="120" w:before="60"/>
+        <w:spacing w:after="0" w:before="0"/>
+      </w:pPr>
+      <w:r>
+        <w:rPr>
+          <w:rFonts w:ascii="Times New Roman" w:cs="Times New Roman" w:eastAsia="Times New Roman" w:hAnsi="Times New Roman"/>
+          <w:sz w:val="24"/>
+          <w:szCs w:val="24"/>
+        </w:rPr>
+        <w:t xml:space="preserve"/>
+      </w:r>
+    </w:p>
+    <w:p>
+      <w:pPr>
+        <w:spacing w:after="0" w:before="0"/>
         <w:jc w:val="center"/>
       </w:pPr>
       <w:r>
@@ -66,6 +79,19 @@
     </w:p>
     <w:p>
       <w:pPr>
+        <w:spacing w:after="0" w:before="0"/>
+      </w:pPr>
+      <w:r>
+        <w:rPr>
+          <w:rFonts w:ascii="Times New Roman" w:cs="Times New Roman" w:eastAsia="Times New Roman" w:hAnsi="Times New Roman"/>
+          <w:sz w:val="24"/>
+          <w:szCs w:val="24"/>
+        </w:rPr>
+        <w:t xml:space="preserve"/>
+      </w:r>
+    </w:p>
+    <w:p>
+      <w:pPr>
         <w:spacing w:after="20" w:before="20" w:line="360" w:lineRule="auto"/>
       </w:pPr>
       <w:r>
@@ -142,8 +168,8 @@
       <w:r>
         <w:rPr>
           <w:rFonts w:ascii="Times New Roman" w:cs="Times New Roman" w:eastAsia="Times New Roman" w:hAnsi="Times New Roman"/>
-          <w:b/>
-          <w:bCs/>
+          <w:b w:val="false"/>
+          <w:bCs w:val="false"/>
           <w:sz w:val="24"/>
           <w:szCs w:val="24"/>
         </w:rPr>
@@ -185,8 +211,8 @@
       <w:r>
         <w:rPr>
           <w:rFonts w:ascii="Times New Roman" w:cs="Times New Roman" w:eastAsia="Times New Roman" w:hAnsi="Times New Roman"/>
-          <w:b/>
-          <w:bCs/>
+          <w:b w:val="false"/>
+          <w:bCs w:val="false"/>
           <w:sz w:val="24"/>
           <w:szCs w:val="24"/>
         </w:rPr>
@@ -257,8 +283,8 @@
             <w:r>
               <w:rPr>
                 <w:rFonts w:ascii="Times New Roman" w:cs="Times New Roman" w:eastAsia="Times New Roman" w:hAnsi="Times New Roman"/>
-                <w:b/>
-                <w:bCs/>
+                <w:b w:val="false"/>
+                <w:bCs w:val="false"/>
                 <w:sz w:val="24"/>
                 <w:szCs w:val="24"/>
               </w:rPr>
@@ -391,8 +417,8 @@
             <w:r>
               <w:rPr>
                 <w:rFonts w:ascii="Times New Roman" w:cs="Times New Roman" w:eastAsia="Times New Roman" w:hAnsi="Times New Roman"/>
-                <w:b/>
-                <w:bCs/>
+                <w:b w:val="false"/>
+                <w:bCs w:val="false"/>
                 <w:sz w:val="24"/>
                 <w:szCs w:val="24"/>
               </w:rPr>
@@ -523,8 +549,8 @@
             <w:r>
               <w:rPr>
                 <w:rFonts w:ascii="Times New Roman" w:cs="Times New Roman" w:eastAsia="Times New Roman" w:hAnsi="Times New Roman"/>
-                <w:b/>
-                <w:bCs/>
+                <w:b w:val="false"/>
+                <w:bCs w:val="false"/>
                 <w:sz w:val="24"/>
                 <w:szCs w:val="24"/>
               </w:rPr>
@@ -580,8 +606,8 @@
             <w:r>
               <w:rPr>
                 <w:rFonts w:ascii="Times New Roman" w:cs="Times New Roman" w:eastAsia="Times New Roman" w:hAnsi="Times New Roman"/>
-                <w:b/>
-                <w:bCs/>
+                <w:b w:val="false"/>
+                <w:bCs w:val="false"/>
                 <w:sz w:val="24"/>
                 <w:szCs w:val="24"/>
               </w:rPr>
@@ -1927,6 +1953,9 @@
         </w:tc>
       </w:tr>
       <w:tr>
+        <w:trPr>
+          <w:trHeight w:val="567" w:hRule="atLeast"/>
+        </w:trPr>
         <w:tc>
           <w:tcPr>
             <w:tcMar>
@@ -1973,296 +2002,307 @@
             <w:r>
               <w:rPr>
                 <w:rFonts w:ascii="Times New Roman" w:cs="Times New Roman" w:eastAsia="Times New Roman" w:hAnsi="Times New Roman"/>
-                <w:sz w:val="24"/>
-                <w:szCs w:val="24"/>
-              </w:rPr>
-              <w:t xml:space="preserve">{{NGAY_DAU}}</w:t>
-            </w:r>
-          </w:p>
-        </w:tc>
-        <w:tc>
-          <w:tcPr>
-            <w:tcMar>
-              <w:top w:type="dxa" w:w="20"/>
-              <w:left w:type="dxa" w:w="40"/>
-              <w:bottom w:type="dxa" w:w="20"/>
-              <w:right w:type="dxa" w:w="40"/>
-            </w:tcMar>
-            <w:vAlign w:val="center"/>
-          </w:tcPr>
-          <w:p>
-            <w:pPr>
-              <w:spacing w:after="0" w:before="0"/>
-              <w:jc w:val="center"/>
-            </w:pPr>
-            <w:r>
-              <w:rPr>
-                <w:rFonts w:ascii="Times New Roman" w:cs="Times New Roman" w:eastAsia="Times New Roman" w:hAnsi="Times New Roman"/>
-                <w:sz w:val="24"/>
-                <w:szCs w:val="24"/>
-              </w:rPr>
-              <w:t xml:space="preserve">{{DEN_SO_DAU}}</w:t>
-            </w:r>
-          </w:p>
-        </w:tc>
-        <w:tc>
-          <w:tcPr>
-            <w:vMerge w:val="restart"/>
-            <w:tcMar>
-              <w:top w:type="dxa" w:w="20"/>
-              <w:left w:type="dxa" w:w="40"/>
-              <w:bottom w:type="dxa" w:w="20"/>
-              <w:right w:type="dxa" w:w="40"/>
-            </w:tcMar>
-            <w:vAlign w:val="center"/>
-          </w:tcPr>
-          <w:p>
-            <w:pPr>
-              <w:spacing w:after="0" w:before="0"/>
-              <w:jc w:val="center"/>
-            </w:pPr>
-            <w:r>
-              <w:rPr>
-                <w:rFonts w:ascii="Times New Roman" w:cs="Times New Roman" w:eastAsia="Times New Roman" w:hAnsi="Times New Roman"/>
-                <w:sz w:val="24"/>
-                <w:szCs w:val="24"/>
-              </w:rPr>
-              <w:t xml:space="preserve">{{NGAY_CUOI}}</w:t>
-            </w:r>
-          </w:p>
-        </w:tc>
-        <w:tc>
-          <w:tcPr>
-            <w:tcMar>
-              <w:top w:type="dxa" w:w="20"/>
-              <w:left w:type="dxa" w:w="40"/>
-              <w:bottom w:type="dxa" w:w="20"/>
-              <w:right w:type="dxa" w:w="40"/>
-            </w:tcMar>
-            <w:vAlign w:val="center"/>
-          </w:tcPr>
-          <w:p>
-            <w:pPr>
-              <w:spacing w:after="0" w:before="0"/>
-              <w:jc w:val="center"/>
-            </w:pPr>
-            <w:r>
-              <w:rPr>
-                <w:rFonts w:ascii="Times New Roman" w:cs="Times New Roman" w:eastAsia="Times New Roman" w:hAnsi="Times New Roman"/>
-                <w:sz w:val="24"/>
-                <w:szCs w:val="24"/>
-              </w:rPr>
-              <w:t xml:space="preserve">{{DEN_SO_CUOI}}</w:t>
-            </w:r>
-          </w:p>
-        </w:tc>
-        <w:tc>
-          <w:tcPr>
-            <w:tcMar>
-              <w:top w:type="dxa" w:w="20"/>
-              <w:left w:type="dxa" w:w="40"/>
-              <w:bottom w:type="dxa" w:w="20"/>
-              <w:right w:type="dxa" w:w="40"/>
-            </w:tcMar>
-            <w:vAlign w:val="center"/>
-          </w:tcPr>
-          <w:p>
-            <w:pPr>
-              <w:spacing w:after="0" w:before="0"/>
-              <w:jc w:val="center"/>
-            </w:pPr>
-            <w:r>
-              <w:rPr>
-                <w:rFonts w:ascii="Times New Roman" w:cs="Times New Roman" w:eastAsia="Times New Roman" w:hAnsi="Times New Roman"/>
-                <w:sz w:val="24"/>
-                <w:szCs w:val="24"/>
-              </w:rPr>
-              <w:t xml:space="preserve">{{DEN_SD}}</w:t>
-            </w:r>
-          </w:p>
-        </w:tc>
-        <w:tc>
-          <w:tcPr>
-            <w:tcMar>
-              <w:top w:type="dxa" w:w="20"/>
-              <w:left w:type="dxa" w:w="40"/>
-              <w:bottom w:type="dxa" w:w="20"/>
-              <w:right w:type="dxa" w:w="40"/>
-            </w:tcMar>
-            <w:vAlign w:val="center"/>
-          </w:tcPr>
-          <w:p>
-            <w:pPr>
-              <w:spacing w:after="0" w:before="0"/>
-              <w:jc w:val="center"/>
-            </w:pPr>
-            <w:r>
-              <w:rPr>
-                <w:rFonts w:ascii="Times New Roman" w:cs="Times New Roman" w:eastAsia="Times New Roman" w:hAnsi="Times New Roman"/>
-                <w:sz w:val="24"/>
-                <w:szCs w:val="24"/>
-              </w:rPr>
-              <w:t xml:space="preserve">{{DEN_MF}}</w:t>
-            </w:r>
-          </w:p>
-        </w:tc>
-        <w:tc>
-          <w:tcPr>
-            <w:tcMar>
-              <w:top w:type="dxa" w:w="20"/>
-              <w:left w:type="dxa" w:w="40"/>
-              <w:bottom w:type="dxa" w:w="20"/>
-              <w:right w:type="dxa" w:w="40"/>
-            </w:tcMar>
-            <w:vAlign w:val="center"/>
-          </w:tcPr>
-          <w:p>
-            <w:pPr>
-              <w:spacing w:after="0" w:before="0"/>
-              <w:jc w:val="center"/>
-            </w:pPr>
-            <w:r>
-              <w:rPr>
-                <w:rFonts w:ascii="Times New Roman" w:cs="Times New Roman" w:eastAsia="Times New Roman" w:hAnsi="Times New Roman"/>
-                <w:sz w:val="24"/>
-                <w:szCs w:val="24"/>
-              </w:rPr>
-              <w:t xml:space="preserve">{{DEN_TP}}</w:t>
-            </w:r>
-          </w:p>
-        </w:tc>
-        <w:tc>
-          <w:tcPr>
-            <w:tcMar>
-              <w:top w:type="dxa" w:w="20"/>
-              <w:left w:type="dxa" w:w="40"/>
-              <w:bottom w:type="dxa" w:w="20"/>
-              <w:right w:type="dxa" w:w="40"/>
-            </w:tcMar>
-            <w:vAlign w:val="center"/>
-          </w:tcPr>
-          <w:p>
-            <w:pPr>
-              <w:spacing w:after="0" w:before="0"/>
-              <w:jc w:val="center"/>
-            </w:pPr>
-            <w:r>
-              <w:rPr>
-                <w:rFonts w:ascii="Times New Roman" w:cs="Times New Roman" w:eastAsia="Times New Roman" w:hAnsi="Times New Roman"/>
-                <w:sz w:val="24"/>
-                <w:szCs w:val="24"/>
-              </w:rPr>
-              <w:t xml:space="preserve">{{DEN_DG}}</w:t>
-            </w:r>
-          </w:p>
-        </w:tc>
-        <w:tc>
-          <w:tcPr>
-            <w:tcMar>
-              <w:top w:type="dxa" w:w="20"/>
-              <w:left w:type="dxa" w:w="40"/>
-              <w:bottom w:type="dxa" w:w="20"/>
-              <w:right w:type="dxa" w:w="40"/>
-            </w:tcMar>
-            <w:vAlign w:val="center"/>
-          </w:tcPr>
-          <w:p>
-            <w:pPr>
-              <w:spacing w:after="0" w:before="0"/>
-              <w:jc w:val="center"/>
-            </w:pPr>
-            <w:r>
-              <w:rPr>
-                <w:rFonts w:ascii="Times New Roman" w:cs="Times New Roman" w:eastAsia="Times New Roman" w:hAnsi="Times New Roman"/>
-                <w:sz w:val="24"/>
-                <w:szCs w:val="24"/>
-              </w:rPr>
-              <w:t xml:space="preserve">{{DEN_TT}}</w:t>
-            </w:r>
-          </w:p>
-        </w:tc>
-        <w:tc>
-          <w:tcPr>
-            <w:vMerge w:val="restart"/>
-            <w:tcMar>
-              <w:top w:type="dxa" w:w="20"/>
-              <w:left w:type="dxa" w:w="40"/>
-              <w:bottom w:type="dxa" w:w="20"/>
-              <w:right w:type="dxa" w:w="40"/>
-            </w:tcMar>
-            <w:vAlign w:val="center"/>
-          </w:tcPr>
-          <w:p>
-            <w:pPr>
-              <w:spacing w:after="0" w:before="0"/>
-              <w:jc w:val="center"/>
-            </w:pPr>
-            <w:r>
-              <w:rPr>
-                <w:rFonts w:ascii="Times New Roman" w:cs="Times New Roman" w:eastAsia="Times New Roman" w:hAnsi="Times New Roman"/>
-                <w:sz w:val="24"/>
-                <w:szCs w:val="24"/>
-              </w:rPr>
-              <w:t xml:space="preserve">{{PHI_TOI_THIEU_THANG}}</w:t>
-            </w:r>
-          </w:p>
-        </w:tc>
-        <w:tc>
-          <w:tcPr>
-            <w:vMerge w:val="restart"/>
-            <w:tcMar>
-              <w:top w:type="dxa" w:w="20"/>
-              <w:left w:type="dxa" w:w="40"/>
-              <w:bottom w:type="dxa" w:w="20"/>
-              <w:right w:type="dxa" w:w="40"/>
-            </w:tcMar>
-            <w:vAlign w:val="center"/>
-          </w:tcPr>
-          <w:p>
-            <w:pPr>
-              <w:spacing w:after="0" w:before="0"/>
-              <w:jc w:val="center"/>
-            </w:pPr>
-            <w:r>
-              <w:rPr>
-                <w:rFonts w:ascii="Times New Roman" w:cs="Times New Roman" w:eastAsia="Times New Roman" w:hAnsi="Times New Roman"/>
-                <w:sz w:val="24"/>
-                <w:szCs w:val="24"/>
-              </w:rPr>
-              <w:t xml:space="preserve">{{TONG_TRUOC_VAT}}</w:t>
-            </w:r>
-          </w:p>
-        </w:tc>
-        <w:tc>
-          <w:tcPr>
-            <w:vMerge w:val="restart"/>
-            <w:tcMar>
-              <w:top w:type="dxa" w:w="20"/>
-              <w:left w:type="dxa" w:w="40"/>
-              <w:bottom w:type="dxa" w:w="20"/>
-              <w:right w:type="dxa" w:w="40"/>
-            </w:tcMar>
-            <w:vAlign w:val="center"/>
-          </w:tcPr>
-          <w:p>
-            <w:pPr>
-              <w:spacing w:after="0" w:before="0"/>
-              <w:jc w:val="center"/>
-            </w:pPr>
-            <w:r>
-              <w:rPr>
-                <w:rFonts w:ascii="Times New Roman" w:cs="Times New Roman" w:eastAsia="Times New Roman" w:hAnsi="Times New Roman"/>
                 <w:b/>
                 <w:bCs/>
                 <w:sz w:val="24"/>
                 <w:szCs w:val="24"/>
               </w:rPr>
+              <w:t xml:space="preserve">{{NGAY_DAU}}</w:t>
+            </w:r>
+          </w:p>
+        </w:tc>
+        <w:tc>
+          <w:tcPr>
+            <w:tcMar>
+              <w:top w:type="dxa" w:w="20"/>
+              <w:left w:type="dxa" w:w="40"/>
+              <w:bottom w:type="dxa" w:w="20"/>
+              <w:right w:type="dxa" w:w="40"/>
+            </w:tcMar>
+            <w:vAlign w:val="center"/>
+          </w:tcPr>
+          <w:p>
+            <w:pPr>
+              <w:spacing w:after="0" w:before="0"/>
+              <w:jc w:val="center"/>
+            </w:pPr>
+            <w:r>
+              <w:rPr>
+                <w:rFonts w:ascii="Times New Roman" w:cs="Times New Roman" w:eastAsia="Times New Roman" w:hAnsi="Times New Roman"/>
+                <w:b/>
+                <w:bCs/>
+                <w:sz w:val="24"/>
+                <w:szCs w:val="24"/>
+              </w:rPr>
+              <w:t xml:space="preserve">{{DEN_SO_DAU}}</w:t>
+            </w:r>
+          </w:p>
+        </w:tc>
+        <w:tc>
+          <w:tcPr>
+            <w:vMerge w:val="restart"/>
+            <w:tcMar>
+              <w:top w:type="dxa" w:w="20"/>
+              <w:left w:type="dxa" w:w="40"/>
+              <w:bottom w:type="dxa" w:w="20"/>
+              <w:right w:type="dxa" w:w="40"/>
+            </w:tcMar>
+            <w:vAlign w:val="center"/>
+          </w:tcPr>
+          <w:p>
+            <w:pPr>
+              <w:spacing w:after="0" w:before="0"/>
+              <w:jc w:val="center"/>
+            </w:pPr>
+            <w:r>
+              <w:rPr>
+                <w:rFonts w:ascii="Times New Roman" w:cs="Times New Roman" w:eastAsia="Times New Roman" w:hAnsi="Times New Roman"/>
+                <w:b/>
+                <w:bCs/>
+                <w:sz w:val="24"/>
+                <w:szCs w:val="24"/>
+              </w:rPr>
+              <w:t xml:space="preserve">{{NGAY_CUOI}}</w:t>
+            </w:r>
+          </w:p>
+        </w:tc>
+        <w:tc>
+          <w:tcPr>
+            <w:tcMar>
+              <w:top w:type="dxa" w:w="20"/>
+              <w:left w:type="dxa" w:w="40"/>
+              <w:bottom w:type="dxa" w:w="20"/>
+              <w:right w:type="dxa" w:w="40"/>
+            </w:tcMar>
+            <w:vAlign w:val="center"/>
+          </w:tcPr>
+          <w:p>
+            <w:pPr>
+              <w:spacing w:after="0" w:before="0"/>
+              <w:jc w:val="center"/>
+            </w:pPr>
+            <w:r>
+              <w:rPr>
+                <w:rFonts w:ascii="Times New Roman" w:cs="Times New Roman" w:eastAsia="Times New Roman" w:hAnsi="Times New Roman"/>
+                <w:b/>
+                <w:bCs/>
+                <w:sz w:val="24"/>
+                <w:szCs w:val="24"/>
+              </w:rPr>
+              <w:t xml:space="preserve">{{DEN_SO_CUOI}}</w:t>
+            </w:r>
+          </w:p>
+        </w:tc>
+        <w:tc>
+          <w:tcPr>
+            <w:tcMar>
+              <w:top w:type="dxa" w:w="20"/>
+              <w:left w:type="dxa" w:w="40"/>
+              <w:bottom w:type="dxa" w:w="20"/>
+              <w:right w:type="dxa" w:w="40"/>
+            </w:tcMar>
+            <w:vAlign w:val="center"/>
+          </w:tcPr>
+          <w:p>
+            <w:pPr>
+              <w:spacing w:after="0" w:before="0"/>
+              <w:jc w:val="center"/>
+            </w:pPr>
+            <w:r>
+              <w:rPr>
+                <w:rFonts w:ascii="Times New Roman" w:cs="Times New Roman" w:eastAsia="Times New Roman" w:hAnsi="Times New Roman"/>
+                <w:sz w:val="24"/>
+                <w:szCs w:val="24"/>
+              </w:rPr>
+              <w:t xml:space="preserve">{{DEN_SD}}</w:t>
+            </w:r>
+          </w:p>
+        </w:tc>
+        <w:tc>
+          <w:tcPr>
+            <w:tcMar>
+              <w:top w:type="dxa" w:w="20"/>
+              <w:left w:type="dxa" w:w="40"/>
+              <w:bottom w:type="dxa" w:w="20"/>
+              <w:right w:type="dxa" w:w="40"/>
+            </w:tcMar>
+            <w:vAlign w:val="center"/>
+          </w:tcPr>
+          <w:p>
+            <w:pPr>
+              <w:spacing w:after="0" w:before="0"/>
+              <w:jc w:val="center"/>
+            </w:pPr>
+            <w:r>
+              <w:rPr>
+                <w:rFonts w:ascii="Times New Roman" w:cs="Times New Roman" w:eastAsia="Times New Roman" w:hAnsi="Times New Roman"/>
+                <w:sz w:val="24"/>
+                <w:szCs w:val="24"/>
+              </w:rPr>
+              <w:t xml:space="preserve">{{DEN_MF}}</w:t>
+            </w:r>
+          </w:p>
+        </w:tc>
+        <w:tc>
+          <w:tcPr>
+            <w:tcMar>
+              <w:top w:type="dxa" w:w="20"/>
+              <w:left w:type="dxa" w:w="40"/>
+              <w:bottom w:type="dxa" w:w="20"/>
+              <w:right w:type="dxa" w:w="40"/>
+            </w:tcMar>
+            <w:vAlign w:val="center"/>
+          </w:tcPr>
+          <w:p>
+            <w:pPr>
+              <w:spacing w:after="0" w:before="0"/>
+              <w:jc w:val="center"/>
+            </w:pPr>
+            <w:r>
+              <w:rPr>
+                <w:rFonts w:ascii="Times New Roman" w:cs="Times New Roman" w:eastAsia="Times New Roman" w:hAnsi="Times New Roman"/>
+                <w:sz w:val="24"/>
+                <w:szCs w:val="24"/>
+              </w:rPr>
+              <w:t xml:space="preserve">{{DEN_TP}}</w:t>
+            </w:r>
+          </w:p>
+        </w:tc>
+        <w:tc>
+          <w:tcPr>
+            <w:tcMar>
+              <w:top w:type="dxa" w:w="20"/>
+              <w:left w:type="dxa" w:w="40"/>
+              <w:bottom w:type="dxa" w:w="20"/>
+              <w:right w:type="dxa" w:w="40"/>
+            </w:tcMar>
+            <w:vAlign w:val="center"/>
+          </w:tcPr>
+          <w:p>
+            <w:pPr>
+              <w:spacing w:after="0" w:before="0"/>
+              <w:jc w:val="center"/>
+            </w:pPr>
+            <w:r>
+              <w:rPr>
+                <w:rFonts w:ascii="Times New Roman" w:cs="Times New Roman" w:eastAsia="Times New Roman" w:hAnsi="Times New Roman"/>
+                <w:sz w:val="24"/>
+                <w:szCs w:val="24"/>
+              </w:rPr>
+              <w:t xml:space="preserve">{{DEN_DG}}</w:t>
+            </w:r>
+          </w:p>
+        </w:tc>
+        <w:tc>
+          <w:tcPr>
+            <w:tcMar>
+              <w:top w:type="dxa" w:w="20"/>
+              <w:left w:type="dxa" w:w="40"/>
+              <w:bottom w:type="dxa" w:w="20"/>
+              <w:right w:type="dxa" w:w="40"/>
+            </w:tcMar>
+            <w:vAlign w:val="center"/>
+          </w:tcPr>
+          <w:p>
+            <w:pPr>
+              <w:spacing w:after="0" w:before="0"/>
+              <w:jc w:val="center"/>
+            </w:pPr>
+            <w:r>
+              <w:rPr>
+                <w:rFonts w:ascii="Times New Roman" w:cs="Times New Roman" w:eastAsia="Times New Roman" w:hAnsi="Times New Roman"/>
+                <w:sz w:val="24"/>
+                <w:szCs w:val="24"/>
+              </w:rPr>
+              <w:t xml:space="preserve">{{DEN_TT}}</w:t>
+            </w:r>
+          </w:p>
+        </w:tc>
+        <w:tc>
+          <w:tcPr>
+            <w:vMerge w:val="restart"/>
+            <w:tcMar>
+              <w:top w:type="dxa" w:w="20"/>
+              <w:left w:type="dxa" w:w="40"/>
+              <w:bottom w:type="dxa" w:w="20"/>
+              <w:right w:type="dxa" w:w="40"/>
+            </w:tcMar>
+            <w:vAlign w:val="center"/>
+          </w:tcPr>
+          <w:p>
+            <w:pPr>
+              <w:spacing w:after="0" w:before="0"/>
+              <w:jc w:val="center"/>
+            </w:pPr>
+            <w:r>
+              <w:rPr>
+                <w:rFonts w:ascii="Times New Roman" w:cs="Times New Roman" w:eastAsia="Times New Roman" w:hAnsi="Times New Roman"/>
+                <w:sz w:val="24"/>
+                <w:szCs w:val="24"/>
+              </w:rPr>
+              <w:t xml:space="preserve">{{PHI_TOI_THIEU_THANG}}</w:t>
+            </w:r>
+          </w:p>
+        </w:tc>
+        <w:tc>
+          <w:tcPr>
+            <w:vMerge w:val="restart"/>
+            <w:tcMar>
+              <w:top w:type="dxa" w:w="20"/>
+              <w:left w:type="dxa" w:w="40"/>
+              <w:bottom w:type="dxa" w:w="20"/>
+              <w:right w:type="dxa" w:w="40"/>
+            </w:tcMar>
+            <w:vAlign w:val="center"/>
+          </w:tcPr>
+          <w:p>
+            <w:pPr>
+              <w:spacing w:after="0" w:before="0"/>
+              <w:jc w:val="center"/>
+            </w:pPr>
+            <w:r>
+              <w:rPr>
+                <w:rFonts w:ascii="Times New Roman" w:cs="Times New Roman" w:eastAsia="Times New Roman" w:hAnsi="Times New Roman"/>
+                <w:sz w:val="24"/>
+                <w:szCs w:val="24"/>
+              </w:rPr>
+              <w:t xml:space="preserve">{{TONG_TRUOC_VAT}}</w:t>
+            </w:r>
+          </w:p>
+        </w:tc>
+        <w:tc>
+          <w:tcPr>
+            <w:vMerge w:val="restart"/>
+            <w:tcMar>
+              <w:top w:type="dxa" w:w="20"/>
+              <w:left w:type="dxa" w:w="40"/>
+              <w:bottom w:type="dxa" w:w="20"/>
+              <w:right w:type="dxa" w:w="40"/>
+            </w:tcMar>
+            <w:vAlign w:val="center"/>
+          </w:tcPr>
+          <w:p>
+            <w:pPr>
+              <w:spacing w:after="0" w:before="0"/>
+              <w:jc w:val="center"/>
+            </w:pPr>
+            <w:r>
+              <w:rPr>
+                <w:rFonts w:ascii="Times New Roman" w:cs="Times New Roman" w:eastAsia="Times New Roman" w:hAnsi="Times New Roman"/>
+                <w:b/>
+                <w:bCs/>
+                <w:sz w:val="24"/>
+                <w:szCs w:val="24"/>
+              </w:rPr>
               <w:t xml:space="preserve">{{TONG_SAU_VAT}}</w:t>
             </w:r>
           </w:p>
         </w:tc>
       </w:tr>
       <w:tr>
+        <w:trPr>
+          <w:trHeight w:val="567" w:hRule="atLeast"/>
+        </w:trPr>
         <w:tc>
           <w:tcPr>
             <w:tcMar>
@@ -2333,6 +2373,8 @@
             <w:r>
               <w:rPr>
                 <w:rFonts w:ascii="Times New Roman" w:cs="Times New Roman" w:eastAsia="Times New Roman" w:hAnsi="Times New Roman"/>
+                <w:b/>
+                <w:bCs/>
                 <w:sz w:val="24"/>
                 <w:szCs w:val="24"/>
               </w:rPr>
@@ -2383,6 +2425,8 @@
             <w:r>
               <w:rPr>
                 <w:rFonts w:ascii="Times New Roman" w:cs="Times New Roman" w:eastAsia="Times New Roman" w:hAnsi="Times New Roman"/>
+                <w:b/>
+                <w:bCs/>
                 <w:sz w:val="24"/>
                 <w:szCs w:val="24"/>
               </w:rPr>
@@ -2648,18 +2692,15 @@
     </w:p>
     <w:p>
       <w:pPr>
-        <w:spacing w:before="160"/>
-        <w:jc w:val="right"/>
+        <w:spacing w:after="0" w:before="0"/>
       </w:pPr>
       <w:r>
         <w:rPr>
           <w:rFonts w:ascii="Times New Roman" w:cs="Times New Roman" w:eastAsia="Times New Roman" w:hAnsi="Times New Roman"/>
-          <w:i/>
-          <w:iCs/>
           <w:sz w:val="24"/>
           <w:szCs w:val="24"/>
         </w:rPr>
-        <w:t xml:space="preserve">{{NGAY_LAP_BANG_KE}}</w:t>
+        <w:t xml:space="preserve"/>
       </w:r>
     </w:p>
     <w:tbl>
@@ -2691,7 +2732,21 @@
           </w:tcPr>
           <w:p>
             <w:pPr>
-              <w:spacing w:before="80"/>
+              <w:spacing w:after="0" w:before="0"/>
+              <w:jc w:val="center"/>
+            </w:pPr>
+            <w:r>
+              <w:rPr>
+                <w:rFonts w:ascii="Times New Roman" w:cs="Times New Roman" w:eastAsia="Times New Roman" w:hAnsi="Times New Roman"/>
+                <w:sz w:val="24"/>
+                <w:szCs w:val="24"/>
+              </w:rPr>
+              <w:t xml:space="preserve"/>
+            </w:r>
+          </w:p>
+          <w:p>
+            <w:pPr>
+              <w:spacing w:after="0" w:before="0"/>
               <w:jc w:val="center"/>
             </w:pPr>
             <w:r>
@@ -2717,7 +2772,23 @@
           </w:tcPr>
           <w:p>
             <w:pPr>
-              <w:spacing w:before="80"/>
+              <w:spacing w:after="0" w:before="0"/>
+              <w:jc w:val="center"/>
+            </w:pPr>
+            <w:r>
+              <w:rPr>
+                <w:rFonts w:ascii="Times New Roman" w:cs="Times New Roman" w:eastAsia="Times New Roman" w:hAnsi="Times New Roman"/>
+                <w:b/>
+                <w:bCs/>
+                <w:sz w:val="24"/>
+                <w:szCs w:val="24"/>
+              </w:rPr>
+              <w:t xml:space="preserve">{{NGAY_LAP_BANG_KE}}</w:t>
+            </w:r>
+          </w:p>
+          <w:p>
+            <w:pPr>
+              <w:spacing w:after="0" w:before="0"/>
               <w:jc w:val="center"/>
             </w:pPr>
             <w:r>

--- a/src/lib/report/bang-ke-don-may.docx
+++ b/src/lib/report/bang-ke-don-may.docx
@@ -2778,8 +2778,8 @@
             <w:r>
               <w:rPr>
                 <w:rFonts w:ascii="Times New Roman" w:cs="Times New Roman" w:eastAsia="Times New Roman" w:hAnsi="Times New Roman"/>
-                <w:b/>
-                <w:bCs/>
+                <w:i/>
+                <w:iCs/>
                 <w:sz w:val="24"/>
                 <w:szCs w:val="24"/>
               </w:rPr>
